--- a/data/human_paras/human_para_135.docx
+++ b/data/human_paras/human_para_135.docx
@@ -4,7 +4,7 @@
   <w:body>
     <w:p>
       <w:r>
-        <w:t>For categorical data, frequency and percentage would be provided, while means or lane dividers would be displayed for continuous variables (with overall readings split by exposure, including SD or IQR). Form a group in order to eliminate any chance for misunderstandings to arise (Smith, 2021).</w:t>
+        <w:t>For categorical data, frequency and percentage would be provided, while means or lane dividers would be displayed for continuous variables (with overall readings split by exposure, including SD or IQR). Form a group in order to eliminate any chance for misunderstandings to arise (Ref-s309340).</w:t>
       </w:r>
     </w:p>
     <w:sectPr>
